--- a/docs/study-guides/chapter-2/word/Lesson-2-09-Use-Addition-to-Subtract.docx
+++ b/docs/study-guides/chapter-2/word/Lesson-2-09-Use-Addition-to-Subtract.docx
@@ -791,7 +791,7 @@
                 <wp:inline distT="0" distB="0" distL="0" distR="0">
                   <wp:extent cx="2647950" cy="581025"/>
                   <wp:effectExtent t="0" r="0" b="0" l="0"/>
-                  <wp:docPr id="1" name="" descr="" title=""/>
+                  <wp:docPr id="34" name="" descr="" title=""/>
                   <wp:cNvGraphicFramePr>
                     <a:graphicFrameLocks xmlns:a="http://schemas.openxmlformats.org/drawingml/2006/main" noChangeAspect="1"/>
                   </wp:cNvGraphicFramePr>
@@ -897,7 +897,7 @@
                 <wp:inline distT="0" distB="0" distL="0" distR="0">
                   <wp:extent cx="2743200" cy="552450"/>
                   <wp:effectExtent t="0" r="0" b="0" l="0"/>
-                  <wp:docPr id="2" name="" descr="" title=""/>
+                  <wp:docPr id="35" name="" descr="" title=""/>
                   <wp:cNvGraphicFramePr>
                     <a:graphicFrameLocks xmlns:a="http://schemas.openxmlformats.org/drawingml/2006/main" noChangeAspect="1"/>
                   </wp:cNvGraphicFramePr>
@@ -1776,7 +1776,7 @@
                 <wp:inline distT="0" distB="0" distL="0" distR="0">
                   <wp:extent cx="3295650" cy="723900"/>
                   <wp:effectExtent t="0" r="0" b="0" l="0"/>
-                  <wp:docPr id="3" name="" descr="" title=""/>
+                  <wp:docPr id="36" name="" descr="" title=""/>
                   <wp:cNvGraphicFramePr>
                     <a:graphicFrameLocks xmlns:a="http://schemas.openxmlformats.org/drawingml/2006/main" noChangeAspect="1"/>
                   </wp:cNvGraphicFramePr>
@@ -2637,7 +2637,7 @@
                       <wp:inline distT="0" distB="0" distL="0" distR="0">
                         <wp:extent cx="2647950" cy="714375"/>
                         <wp:effectExtent t="0" r="0" b="0" l="0"/>
-                        <wp:docPr id="4" name="" descr="" title=""/>
+                        <wp:docPr id="37" name="" descr="" title=""/>
                         <wp:cNvGraphicFramePr>
                           <a:graphicFrameLocks xmlns:a="http://schemas.openxmlformats.org/drawingml/2006/main" noChangeAspect="1"/>
                         </wp:cNvGraphicFramePr>
@@ -3527,7 +3527,7 @@
                 <w:sz w:val="19"/>
                 <w:szCs w:val="19"/>
               </w:rPr>
-              <w:t xml:space="preserve">Also accept ? + 342 = 584. Any correct counting-up jumps are fine.</w:t>
+              <w:t xml:space="preserve">Also accept ? + 342 = 584. Taught route: 342 → 350 (+8) → 400 (+50) → 584 (+184) = 242. Any correct jumps are fine.</w:t>
             </w:r>
           </w:p>
         </w:tc>
@@ -3725,7 +3725,7 @@
                 <w:sz w:val="19"/>
                 <w:szCs w:val="19"/>
               </w:rPr>
-              <w:t xml:space="preserve">Accept any explanation that turns the subtraction into “part + ? = whole.”</w:t>
+              <w:t xml:space="preserve">Taught route: 315 → 320 (+5) → 400 (+80) → 728 (+328) = 413. Accept any explanation that turns the subtraction into “part + ? = whole.”</w:t>
             </w:r>
           </w:p>
         </w:tc>
